--- a/Report/Perch_figures/Kinnbäcksfjärden_MASE.docx
+++ b/Report/Perch_figures/Kinnbäcksfjärden_MASE.docx
@@ -247,7 +247,7 @@
       </w:tr>
       <w:tr>
         <w:trPr>
-          <w:trHeight w:val="572" w:hRule="auto"/>
+          <w:trHeight w:val="571" w:hRule="auto"/>
         </w:trPr>
         body2
         <w:tc>
@@ -352,7 +352,7 @@
                 <w:szCs w:val="22"/>
                 <w:color w:val="000000"/>
               </w:rPr>
-              <w:t xml:space="preserve">0.1942893</w:t>
+              <w:t xml:space="preserve">0.2612429</w:t>
             </w:r>
           </w:p>
         </w:tc>
@@ -464,7 +464,7 @@
                 <w:szCs w:val="22"/>
                 <w:color w:val="000000"/>
               </w:rPr>
-              <w:t xml:space="preserve">0.4017124</w:t>
+              <w:t xml:space="preserve">0.4255876</w:t>
             </w:r>
           </w:p>
         </w:tc>
